--- a/NDI_Multimedia_Appendix_3.docx
+++ b/NDI_Multimedia_Appendix_3.docx
@@ -13,7 +13,7 @@
           <w:sz w:val="28"/>
           <w:szCs w:val="28"/>
         </w:rPr>
-        <w:t>Multimedia Appendix 3. Component independence (per-pair statistics and figure) and construct-validity simulation (original pipeline version, repository tag v1)</w:t>
+        <w:t>Multimedia Appendix 3. Component independence (per-pair statistics and figure) and construct-validity simulation (initial pipeline, repository tag v1)</w:t>
       </w:r>
     </w:p>
     <w:p>
@@ -21,7 +21,23 @@
         <w:spacing w:after="120" w:line="264" w:lineRule="auto"/>
       </w:pPr>
       <w:r>
-        <w:t>These results come from the original pipeline version (repository tag v1, commit fca1d9c) [1]: notebook NDI_Pipeline.ipynb, cells B2 (component independence on real data), C2.0 to C2.4 (construct-validity simulation) and C2.5 (independence on simulated data), with the saved files in results_final_v1_frozen_backup/. They were not re-run for the revision. The same cells, run again in the version 1.2 session (NDI_v1.2_Corrections.ipynb), printed identical values. Because these channels come from the original implementation, T was computed from whole-series statistics (Multimedia Appendix 1, correction 2), and PMData had 15 participants (p12 was not yet loaded; correction 5). Values are given to three decimals.</w:t>
+        <w:t xml:space="preserve">These results come from the initial pipeline (repository tag v1, commit fca1d9c) [1]: notebook </w:t>
+      </w:r>
+      <w:proofErr w:type="spellStart"/>
+      <w:r>
+        <w:t>NDI_Pipeline.ipynb</w:t>
+      </w:r>
+      <w:proofErr w:type="spellEnd"/>
+      <w:r>
+        <w:t xml:space="preserve">, cells B2 (component independence on real data), C2.0 to C2.4 (construct-validity simulation) and C2.5 (independence on simulated data), with the saved files in results_final_v1_frozen_backup/. They were not re-run in the second stage. The same cells, run again in the version 1.2 session (NDI_v1.2_Corrections.ipynb), printed identical values. Because these channels come from the initial pipeline, T was computed from whole-series statistics (Multimedia Appendix 1, fix 2), and </w:t>
+      </w:r>
+      <w:proofErr w:type="spellStart"/>
+      <w:r>
+        <w:t>PMData</w:t>
+      </w:r>
+      <w:proofErr w:type="spellEnd"/>
+      <w:r>
+        <w:t xml:space="preserve"> had 15 participants (p12 was not yet loaded; fix 5). Values are given to three decimals.</w:t>
       </w:r>
     </w:p>
     <w:p>
@@ -37,7 +53,15 @@
         <w:spacing w:after="120" w:line="264" w:lineRule="auto"/>
       </w:pPr>
       <w:r>
-        <w:t>For each dataset the three channels were pooled over participant-days. Three checks were applied to each pair of channels: the Spearman correlation; mutual information (MI) compared with a within-participant shuffle null, in which one channel is permuted within each participant 200 times, with dependence declared when the observed MI exceeds the 95th percentile of the null; and normalised MI. The effective rank of the standardised three-column component matrix (the exponential of the entropy of its normalised singular values) is 3 when the channels carry three independent directions and 1 when they carry one. DEPRESJON [2] contributed 54 recordings (23 patients and 32 controls, less one patient recording with fewer than 15 days), and PMData [3] 15 participants.</w:t>
+        <w:t xml:space="preserve">For each dataset the three channels were pooled over participant-days. Three checks were applied to each pair of channels: the Spearman correlation; mutual information (MI) compared with a within-participant shuffle null, in which one channel is permuted within each participant 200 times, with dependence declared when the observed MI exceeds the 95th percentile of the null; and normalised MI. The effective rank of the standardised three-column component matrix (the exponential of the entropy of its normalised singular values) is 3 when the channels carry three independent directions and 1 when they carry one. DEPRESJON [2] contributed 54 recordings (23 patients and 32 controls, less one patient recording with fewer than 15 days), and </w:t>
+      </w:r>
+      <w:proofErr w:type="spellStart"/>
+      <w:r>
+        <w:t>PMData</w:t>
+      </w:r>
+      <w:proofErr w:type="spellEnd"/>
+      <w:r>
+        <w:t xml:space="preserve"> [3] 15 participants.</w:t>
       </w:r>
     </w:p>
     <w:p>
@@ -59,7 +83,23 @@
           <w:sz w:val="20"/>
           <w:szCs w:val="20"/>
         </w:rPr>
-        <w:t xml:space="preserve"> Per-pair independence statistics for the three neutrosophic channels (tag v1).</w:t>
+        <w:t xml:space="preserve"> Per-pair independence statistics for the three </w:t>
+      </w:r>
+      <w:proofErr w:type="spellStart"/>
+      <w:r>
+        <w:rPr>
+          <w:sz w:val="20"/>
+          <w:szCs w:val="20"/>
+        </w:rPr>
+        <w:t>neutrosophic</w:t>
+      </w:r>
+      <w:proofErr w:type="spellEnd"/>
+      <w:r>
+        <w:rPr>
+          <w:sz w:val="20"/>
+          <w:szCs w:val="20"/>
+        </w:rPr>
+        <w:t xml:space="preserve"> channels (tag v1).</w:t>
       </w:r>
     </w:p>
     <w:tbl>
@@ -77,7 +117,7 @@
           <w:left w:w="10" w:type="dxa"/>
           <w:right w:w="10" w:type="dxa"/>
         </w:tblCellMar>
-        <w:tblLook w:val="0000" w:firstRow="0" w:lastRow="0" w:firstColumn="0" w:lastColumn="0" w:noHBand="0" w:noVBand="0"/>
+        <w:tblLook w:val="04A0" w:firstRow="1" w:lastRow="0" w:firstColumn="1" w:lastColumn="0" w:noHBand="0" w:noVBand="1"/>
       </w:tblPr>
       <w:tblGrid>
         <w:gridCol w:w="1728"/>
@@ -89,6 +129,12 @@
         <w:gridCol w:w="1944"/>
       </w:tblGrid>
       <w:tr>
+        <w:tblPrEx>
+          <w:tblCellMar>
+            <w:top w:w="0" w:type="dxa"/>
+            <w:bottom w:w="0" w:type="dxa"/>
+          </w:tblCellMar>
+        </w:tblPrEx>
         <w:trPr>
           <w:cantSplit/>
           <w:tblHeader/>
@@ -312,6 +358,12 @@
         </w:tc>
       </w:tr>
       <w:tr>
+        <w:tblPrEx>
+          <w:tblCellMar>
+            <w:top w:w="0" w:type="dxa"/>
+            <w:bottom w:w="0" w:type="dxa"/>
+          </w:tblCellMar>
+        </w:tblPrEx>
         <w:trPr>
           <w:cantSplit/>
         </w:trPr>
@@ -335,6 +387,7 @@
             <w:pPr>
               <w:spacing w:after="30"/>
             </w:pPr>
+            <w:proofErr w:type="spellStart"/>
             <w:r>
               <w:rPr>
                 <w:sz w:val="18"/>
@@ -342,6 +395,7 @@
               </w:rPr>
               <w:t>PMData</w:t>
             </w:r>
+            <w:proofErr w:type="spellEnd"/>
           </w:p>
         </w:tc>
         <w:tc>
@@ -520,6 +574,12 @@
         </w:tc>
       </w:tr>
       <w:tr>
+        <w:tblPrEx>
+          <w:tblCellMar>
+            <w:top w:w="0" w:type="dxa"/>
+            <w:bottom w:w="0" w:type="dxa"/>
+          </w:tblCellMar>
+        </w:tblPrEx>
         <w:trPr>
           <w:cantSplit/>
         </w:trPr>
@@ -543,6 +603,7 @@
             <w:pPr>
               <w:spacing w:after="30"/>
             </w:pPr>
+            <w:proofErr w:type="spellStart"/>
             <w:r>
               <w:rPr>
                 <w:sz w:val="18"/>
@@ -550,6 +611,7 @@
               </w:rPr>
               <w:t>PMData</w:t>
             </w:r>
+            <w:proofErr w:type="spellEnd"/>
           </w:p>
         </w:tc>
         <w:tc>
@@ -728,6 +790,12 @@
         </w:tc>
       </w:tr>
       <w:tr>
+        <w:tblPrEx>
+          <w:tblCellMar>
+            <w:top w:w="0" w:type="dxa"/>
+            <w:bottom w:w="0" w:type="dxa"/>
+          </w:tblCellMar>
+        </w:tblPrEx>
         <w:trPr>
           <w:cantSplit/>
         </w:trPr>
@@ -751,6 +819,7 @@
             <w:pPr>
               <w:spacing w:after="30"/>
             </w:pPr>
+            <w:proofErr w:type="spellStart"/>
             <w:r>
               <w:rPr>
                 <w:sz w:val="18"/>
@@ -758,6 +827,7 @@
               </w:rPr>
               <w:t>PMData</w:t>
             </w:r>
+            <w:proofErr w:type="spellEnd"/>
           </w:p>
         </w:tc>
         <w:tc>
@@ -936,6 +1006,12 @@
         </w:tc>
       </w:tr>
       <w:tr>
+        <w:tblPrEx>
+          <w:tblCellMar>
+            <w:top w:w="0" w:type="dxa"/>
+            <w:bottom w:w="0" w:type="dxa"/>
+          </w:tblCellMar>
+        </w:tblPrEx>
         <w:trPr>
           <w:cantSplit/>
         </w:trPr>
@@ -959,6 +1035,7 @@
             <w:pPr>
               <w:spacing w:after="30"/>
             </w:pPr>
+            <w:proofErr w:type="spellStart"/>
             <w:r>
               <w:rPr>
                 <w:sz w:val="18"/>
@@ -966,6 +1043,7 @@
               </w:rPr>
               <w:t>PMData</w:t>
             </w:r>
+            <w:proofErr w:type="spellEnd"/>
           </w:p>
         </w:tc>
         <w:tc>
@@ -1144,6 +1222,12 @@
         </w:tc>
       </w:tr>
       <w:tr>
+        <w:tblPrEx>
+          <w:tblCellMar>
+            <w:top w:w="0" w:type="dxa"/>
+            <w:bottom w:w="0" w:type="dxa"/>
+          </w:tblCellMar>
+        </w:tblPrEx>
         <w:trPr>
           <w:cantSplit/>
         </w:trPr>
@@ -1352,6 +1436,12 @@
         </w:tc>
       </w:tr>
       <w:tr>
+        <w:tblPrEx>
+          <w:tblCellMar>
+            <w:top w:w="0" w:type="dxa"/>
+            <w:bottom w:w="0" w:type="dxa"/>
+          </w:tblCellMar>
+        </w:tblPrEx>
         <w:trPr>
           <w:cantSplit/>
         </w:trPr>
@@ -1560,6 +1650,12 @@
         </w:tc>
       </w:tr>
       <w:tr>
+        <w:tblPrEx>
+          <w:tblCellMar>
+            <w:top w:w="0" w:type="dxa"/>
+            <w:bottom w:w="0" w:type="dxa"/>
+          </w:tblCellMar>
+        </w:tblPrEx>
         <w:trPr>
           <w:cantSplit/>
         </w:trPr>
@@ -1768,6 +1864,12 @@
         </w:tc>
       </w:tr>
       <w:tr>
+        <w:tblPrEx>
+          <w:tblCellMar>
+            <w:top w:w="0" w:type="dxa"/>
+            <w:bottom w:w="0" w:type="dxa"/>
+          </w:tblCellMar>
+        </w:tblPrEx>
         <w:trPr>
           <w:cantSplit/>
         </w:trPr>
@@ -1985,7 +2087,23 @@
           <w:sz w:val="18"/>
           <w:szCs w:val="18"/>
         </w:rPr>
-        <w:t>Source: NDI_Pipeline.ipynb, cell B2; results_final_v1_frozen_backup/item7_independence_real_data.csv. MI: mutual information.</w:t>
+        <w:t xml:space="preserve">Source: </w:t>
+      </w:r>
+      <w:proofErr w:type="spellStart"/>
+      <w:r>
+        <w:rPr>
+          <w:sz w:val="18"/>
+          <w:szCs w:val="18"/>
+        </w:rPr>
+        <w:t>NDI_Pipeline.ipynb</w:t>
+      </w:r>
+      <w:proofErr w:type="spellEnd"/>
+      <w:r>
+        <w:rPr>
+          <w:sz w:val="18"/>
+          <w:szCs w:val="18"/>
+        </w:rPr>
+        <w:t>, cell B2; results_final_v1_frozen_backup/item7_independence_real_data.csv. MI: mutual information.</w:t>
       </w:r>
     </w:p>
     <w:p>
@@ -2000,7 +2118,7 @@
         </w:rPr>
         <w:lastRenderedPageBreak/>
         <w:drawing>
-          <wp:inline distT="0" distB="0" distL="0" distR="0" wp14:anchorId="0A1106D3" wp14:editId="4A3F921C">
+          <wp:inline distT="0" distB="0" distL="0" distR="0" wp14:anchorId="66674FA5" wp14:editId="24674C67">
             <wp:extent cx="6096000" cy="2571750"/>
             <wp:effectExtent l="0" t="0" r="0" b="0"/>
             <wp:docPr id="1" name="Picture 1"/>
@@ -2058,7 +2176,23 @@
           <w:sz w:val="20"/>
           <w:szCs w:val="20"/>
         </w:rPr>
-        <w:t xml:space="preserve"> Observed mutual information for each pair of channels (black points) against the 95th percentile of the within-participant shuffle null (grey bars), with the Spearman ρ of each pair below its label. The observed value lies above the null in all six dataset-pair combinations, including the three PMData pairs whose linear correlations are near zero.</w:t>
+        <w:t xml:space="preserve"> Observed mutual information for each pair of channels (black points) against the 95th percentile of the within-participant shuffle null (grey bars), with the Spearman ρ of each pair below its label. The observed value lies above the null in all six dataset-pair combinations, including the three </w:t>
+      </w:r>
+      <w:proofErr w:type="spellStart"/>
+      <w:r>
+        <w:rPr>
+          <w:sz w:val="20"/>
+          <w:szCs w:val="20"/>
+        </w:rPr>
+        <w:t>PMData</w:t>
+      </w:r>
+      <w:proofErr w:type="spellEnd"/>
+      <w:r>
+        <w:rPr>
+          <w:sz w:val="20"/>
+          <w:szCs w:val="20"/>
+        </w:rPr>
+        <w:t xml:space="preserve"> pairs whose linear correlations are near zero.</w:t>
       </w:r>
     </w:p>
     <w:p>
@@ -2078,7 +2212,15 @@
         <w:spacing w:after="120" w:line="264" w:lineRule="auto"/>
       </w:pPr>
       <w:r>
-        <w:t>Linear correlations were near zero on PMData (|ρ|≤0.10) and moderate on DEPRESJON (|ρ| 0.25 to 0.58), but the shuffle-null test detected dependence in all six dataset-pair combinations, and the effective rank was close to 3 on both datasets. Linear checks alone would therefore miss the nonlinear redundancy between channels.</w:t>
+        <w:t xml:space="preserve">Linear correlations were near zero on </w:t>
+      </w:r>
+      <w:proofErr w:type="spellStart"/>
+      <w:r>
+        <w:t>PMData</w:t>
+      </w:r>
+      <w:proofErr w:type="spellEnd"/>
+      <w:r>
+        <w:t xml:space="preserve"> (|ρ|≤0.10) and moderate on DEPRESJON (|ρ| 0.25 to 0.58), but the shuffle-null test detected dependence in all six dataset-pair combinations, and the effective rank was close to 3 on both datasets. Linear checks alone would therefore miss the nonlinear redundancy between channels.</w:t>
       </w:r>
     </w:p>
     <w:p>
@@ -2134,13 +2276,19 @@
           <w:left w:w="10" w:type="dxa"/>
           <w:right w:w="10" w:type="dxa"/>
         </w:tblCellMar>
-        <w:tblLook w:val="0000" w:firstRow="0" w:lastRow="0" w:firstColumn="0" w:lastColumn="0" w:noHBand="0" w:noVBand="0"/>
+        <w:tblLook w:val="04A0" w:firstRow="1" w:lastRow="0" w:firstColumn="1" w:lastColumn="0" w:noHBand="0" w:noVBand="1"/>
       </w:tblPr>
       <w:tblGrid>
         <w:gridCol w:w="3888"/>
         <w:gridCol w:w="9072"/>
       </w:tblGrid>
       <w:tr>
+        <w:tblPrEx>
+          <w:tblCellMar>
+            <w:top w:w="0" w:type="dxa"/>
+            <w:bottom w:w="0" w:type="dxa"/>
+          </w:tblCellMar>
+        </w:tblPrEx>
         <w:trPr>
           <w:cantSplit/>
           <w:tblHeader/>
@@ -2209,6 +2357,12 @@
         </w:tc>
       </w:tr>
       <w:tr>
+        <w:tblPrEx>
+          <w:tblCellMar>
+            <w:top w:w="0" w:type="dxa"/>
+            <w:bottom w:w="0" w:type="dxa"/>
+          </w:tblCellMar>
+        </w:tblPrEx>
         <w:trPr>
           <w:cantSplit/>
         </w:trPr>
@@ -2272,6 +2426,12 @@
         </w:tc>
       </w:tr>
       <w:tr>
+        <w:tblPrEx>
+          <w:tblCellMar>
+            <w:top w:w="0" w:type="dxa"/>
+            <w:bottom w:w="0" w:type="dxa"/>
+          </w:tblCellMar>
+        </w:tblPrEx>
         <w:trPr>
           <w:cantSplit/>
         </w:trPr>
@@ -2335,6 +2495,12 @@
         </w:tc>
       </w:tr>
       <w:tr>
+        <w:tblPrEx>
+          <w:tblCellMar>
+            <w:top w:w="0" w:type="dxa"/>
+            <w:bottom w:w="0" w:type="dxa"/>
+          </w:tblCellMar>
+        </w:tblPrEx>
         <w:trPr>
           <w:cantSplit/>
         </w:trPr>
@@ -2392,12 +2558,98 @@
                 <w:sz w:val="18"/>
                 <w:szCs w:val="18"/>
               </w:rPr>
-              <w:t>Level intercept a ~ N(0, 1.0); log-volatility intercept b ~ N(0, (0.6 × SNR)²), so the emission SD is exp(b); data-quality parameter c ~ U(0.3, 1.0)</w:t>
+              <w:t xml:space="preserve">Level </w:t>
+            </w:r>
+            <w:proofErr w:type="gramStart"/>
+            <w:r>
+              <w:rPr>
+                <w:sz w:val="18"/>
+                <w:szCs w:val="18"/>
+              </w:rPr>
+              <w:t>intercept</w:t>
+            </w:r>
+            <w:proofErr w:type="gramEnd"/>
+            <w:r>
+              <w:rPr>
+                <w:sz w:val="18"/>
+                <w:szCs w:val="18"/>
+              </w:rPr>
+              <w:t xml:space="preserve"> a ~ </w:t>
+            </w:r>
+            <w:proofErr w:type="gramStart"/>
+            <w:r>
+              <w:rPr>
+                <w:sz w:val="18"/>
+                <w:szCs w:val="18"/>
+              </w:rPr>
+              <w:t>N(</w:t>
+            </w:r>
+            <w:proofErr w:type="gramEnd"/>
+            <w:r>
+              <w:rPr>
+                <w:sz w:val="18"/>
+                <w:szCs w:val="18"/>
+              </w:rPr>
+              <w:t xml:space="preserve">0, 1.0); log-volatility intercept b ~ </w:t>
+            </w:r>
+            <w:proofErr w:type="gramStart"/>
+            <w:r>
+              <w:rPr>
+                <w:sz w:val="18"/>
+                <w:szCs w:val="18"/>
+              </w:rPr>
+              <w:t>N(</w:t>
+            </w:r>
+            <w:proofErr w:type="gramEnd"/>
+            <w:r>
+              <w:rPr>
+                <w:sz w:val="18"/>
+                <w:szCs w:val="18"/>
+              </w:rPr>
+              <w:t xml:space="preserve">0, (0.6 × </w:t>
+            </w:r>
+            <w:proofErr w:type="gramStart"/>
+            <w:r>
+              <w:rPr>
+                <w:sz w:val="18"/>
+                <w:szCs w:val="18"/>
+              </w:rPr>
+              <w:t>SNR)²</w:t>
+            </w:r>
+            <w:proofErr w:type="gramEnd"/>
+            <w:r>
+              <w:rPr>
+                <w:sz w:val="18"/>
+                <w:szCs w:val="18"/>
+              </w:rPr>
+              <w:t xml:space="preserve">), so the emission standard deviation (SD) is exp(b); data-quality parameter c ~ </w:t>
+            </w:r>
+            <w:proofErr w:type="gramStart"/>
+            <w:r>
+              <w:rPr>
+                <w:sz w:val="18"/>
+                <w:szCs w:val="18"/>
+              </w:rPr>
+              <w:t>U(</w:t>
+            </w:r>
+            <w:proofErr w:type="gramEnd"/>
+            <w:r>
+              <w:rPr>
+                <w:sz w:val="18"/>
+                <w:szCs w:val="18"/>
+              </w:rPr>
+              <w:t>0.3, 1.0)</w:t>
             </w:r>
           </w:p>
         </w:tc>
       </w:tr>
       <w:tr>
+        <w:tblPrEx>
+          <w:tblCellMar>
+            <w:top w:w="0" w:type="dxa"/>
+            <w:bottom w:w="0" w:type="dxa"/>
+          </w:tblCellMar>
+        </w:tblPrEx>
         <w:trPr>
           <w:cantSplit/>
         </w:trPr>
@@ -2461,6 +2713,12 @@
         </w:tc>
       </w:tr>
       <w:tr>
+        <w:tblPrEx>
+          <w:tblCellMar>
+            <w:top w:w="0" w:type="dxa"/>
+            <w:bottom w:w="0" w:type="dxa"/>
+          </w:tblCellMar>
+        </w:tblPrEx>
         <w:trPr>
           <w:cantSplit/>
         </w:trPr>
@@ -2525,6 +2783,12 @@
         </w:tc>
       </w:tr>
       <w:tr>
+        <w:tblPrEx>
+          <w:tblCellMar>
+            <w:top w:w="0" w:type="dxa"/>
+            <w:bottom w:w="0" w:type="dxa"/>
+          </w:tblCellMar>
+        </w:tblPrEx>
         <w:trPr>
           <w:cantSplit/>
         </w:trPr>
@@ -2625,7 +2889,7 @@
           <w:left w:w="10" w:type="dxa"/>
           <w:right w:w="10" w:type="dxa"/>
         </w:tblCellMar>
-        <w:tblLook w:val="0000" w:firstRow="0" w:lastRow="0" w:firstColumn="0" w:lastColumn="0" w:noHBand="0" w:noVBand="0"/>
+        <w:tblLook w:val="04A0" w:firstRow="1" w:lastRow="0" w:firstColumn="1" w:lastColumn="0" w:noHBand="0" w:noVBand="1"/>
       </w:tblPr>
       <w:tblGrid>
         <w:gridCol w:w="978"/>
@@ -2636,6 +2900,12 @@
         <w:gridCol w:w="1468"/>
       </w:tblGrid>
       <w:tr>
+        <w:tblPrEx>
+          <w:tblCellMar>
+            <w:top w:w="0" w:type="dxa"/>
+            <w:bottom w:w="0" w:type="dxa"/>
+          </w:tblCellMar>
+        </w:tblPrEx>
         <w:trPr>
           <w:cantSplit/>
           <w:tblHeader/>
@@ -2828,6 +3098,12 @@
         </w:tc>
       </w:tr>
       <w:tr>
+        <w:tblPrEx>
+          <w:tblCellMar>
+            <w:top w:w="0" w:type="dxa"/>
+            <w:bottom w:w="0" w:type="dxa"/>
+          </w:tblCellMar>
+        </w:tblPrEx>
         <w:trPr>
           <w:cantSplit/>
         </w:trPr>
@@ -2880,12 +3156,21 @@
             <w:pPr>
               <w:spacing w:after="30"/>
             </w:pPr>
-            <w:r>
-              <w:rPr>
-                <w:sz w:val="18"/>
-                <w:szCs w:val="18"/>
-              </w:rPr>
-              <w:t>Spearman(T, −level deviation), observed days</w:t>
+            <w:proofErr w:type="gramStart"/>
+            <w:r>
+              <w:rPr>
+                <w:sz w:val="18"/>
+                <w:szCs w:val="18"/>
+              </w:rPr>
+              <w:t>Spearman(</w:t>
+            </w:r>
+            <w:proofErr w:type="gramEnd"/>
+            <w:r>
+              <w:rPr>
+                <w:sz w:val="18"/>
+                <w:szCs w:val="18"/>
+              </w:rPr>
+              <w:t>T, −level deviation), observed days</w:t>
             </w:r>
           </w:p>
         </w:tc>
@@ -3007,6 +3292,12 @@
         </w:tc>
       </w:tr>
       <w:tr>
+        <w:tblPrEx>
+          <w:tblCellMar>
+            <w:top w:w="0" w:type="dxa"/>
+            <w:bottom w:w="0" w:type="dxa"/>
+          </w:tblCellMar>
+        </w:tblPrEx>
         <w:trPr>
           <w:cantSplit/>
         </w:trPr>
@@ -3059,12 +3350,21 @@
             <w:pPr>
               <w:spacing w:after="30"/>
             </w:pPr>
-            <w:r>
-              <w:rPr>
-                <w:sz w:val="18"/>
-                <w:szCs w:val="18"/>
-              </w:rPr>
-              <w:t>Spearman(T, latent episode state), observed days</w:t>
+            <w:proofErr w:type="gramStart"/>
+            <w:r>
+              <w:rPr>
+                <w:sz w:val="18"/>
+                <w:szCs w:val="18"/>
+              </w:rPr>
+              <w:t>Spearman(</w:t>
+            </w:r>
+            <w:proofErr w:type="gramEnd"/>
+            <w:r>
+              <w:rPr>
+                <w:sz w:val="18"/>
+                <w:szCs w:val="18"/>
+              </w:rPr>
+              <w:t>T, latent episode state), observed days</w:t>
             </w:r>
           </w:p>
         </w:tc>
@@ -3186,6 +3486,12 @@
         </w:tc>
       </w:tr>
       <w:tr>
+        <w:tblPrEx>
+          <w:tblCellMar>
+            <w:top w:w="0" w:type="dxa"/>
+            <w:bottom w:w="0" w:type="dxa"/>
+          </w:tblCellMar>
+        </w:tblPrEx>
         <w:trPr>
           <w:cantSplit/>
         </w:trPr>
@@ -3238,12 +3544,21 @@
             <w:pPr>
               <w:spacing w:after="30"/>
             </w:pPr>
-            <w:r>
-              <w:rPr>
-                <w:sz w:val="18"/>
-                <w:szCs w:val="18"/>
-              </w:rPr>
-              <w:t>Spearman(participant mean F, −b), sign-aligned</w:t>
+            <w:proofErr w:type="gramStart"/>
+            <w:r>
+              <w:rPr>
+                <w:sz w:val="18"/>
+                <w:szCs w:val="18"/>
+              </w:rPr>
+              <w:t>Spearman(</w:t>
+            </w:r>
+            <w:proofErr w:type="gramEnd"/>
+            <w:r>
+              <w:rPr>
+                <w:sz w:val="18"/>
+                <w:szCs w:val="18"/>
+              </w:rPr>
+              <w:t>participant mean F, −b), sign-aligned</w:t>
             </w:r>
           </w:p>
         </w:tc>
@@ -3365,6 +3680,12 @@
         </w:tc>
       </w:tr>
       <w:tr>
+        <w:tblPrEx>
+          <w:tblCellMar>
+            <w:top w:w="0" w:type="dxa"/>
+            <w:bottom w:w="0" w:type="dxa"/>
+          </w:tblCellMar>
+        </w:tblPrEx>
         <w:trPr>
           <w:cantSplit/>
         </w:trPr>
@@ -3417,12 +3738,21 @@
             <w:pPr>
               <w:spacing w:after="30"/>
             </w:pPr>
-            <w:r>
-              <w:rPr>
-                <w:sz w:val="18"/>
-                <w:szCs w:val="18"/>
-              </w:rPr>
-              <w:t>Spearman(I, injected missingness), all days</w:t>
+            <w:proofErr w:type="gramStart"/>
+            <w:r>
+              <w:rPr>
+                <w:sz w:val="18"/>
+                <w:szCs w:val="18"/>
+              </w:rPr>
+              <w:t>Spearman(</w:t>
+            </w:r>
+            <w:proofErr w:type="gramEnd"/>
+            <w:r>
+              <w:rPr>
+                <w:sz w:val="18"/>
+                <w:szCs w:val="18"/>
+              </w:rPr>
+              <w:t>I, injected missingness), all days</w:t>
             </w:r>
           </w:p>
         </w:tc>
@@ -3544,6 +3874,12 @@
         </w:tc>
       </w:tr>
       <w:tr>
+        <w:tblPrEx>
+          <w:tblCellMar>
+            <w:top w:w="0" w:type="dxa"/>
+            <w:bottom w:w="0" w:type="dxa"/>
+          </w:tblCellMar>
+        </w:tblPrEx>
         <w:trPr>
           <w:cantSplit/>
         </w:trPr>
@@ -3596,12 +3932,21 @@
             <w:pPr>
               <w:spacing w:after="30"/>
             </w:pPr>
-            <w:r>
-              <w:rPr>
-                <w:sz w:val="18"/>
-                <w:szCs w:val="18"/>
-              </w:rPr>
-              <w:t>Spearman(I, injected flat-line instability), all days</w:t>
+            <w:proofErr w:type="gramStart"/>
+            <w:r>
+              <w:rPr>
+                <w:sz w:val="18"/>
+                <w:szCs w:val="18"/>
+              </w:rPr>
+              <w:t>Spearman(</w:t>
+            </w:r>
+            <w:proofErr w:type="gramEnd"/>
+            <w:r>
+              <w:rPr>
+                <w:sz w:val="18"/>
+                <w:szCs w:val="18"/>
+              </w:rPr>
+              <w:t>I, injected flat-line instability), all days</w:t>
             </w:r>
           </w:p>
         </w:tc>
@@ -3732,7 +4077,39 @@
           <w:sz w:val="18"/>
           <w:szCs w:val="18"/>
         </w:rPr>
-        <w:t>Source: NDI_Pipeline.ipynb, cell C2.4; results_final_v1_frozen_backup/arm2_recovery_summary.csv. Observed days for T and F: 1,976, 1,870 and 1,602 of 2,100 at SNR 0.5, 1.0 and 2.0. The F test correlates each participant's mean F with its log-volatility intercept b (15 participants per SNR level). F scores reduced variability as falsity, so its raw correlation with b is negative (−0.846, −0.911 and −0.771); the table gives the sign-aligned value. Planted flat-lines cover only a small share of days, so the instability test is weak by design.</w:t>
+        <w:t xml:space="preserve">Source: </w:t>
+      </w:r>
+      <w:proofErr w:type="spellStart"/>
+      <w:r>
+        <w:rPr>
+          <w:sz w:val="18"/>
+          <w:szCs w:val="18"/>
+        </w:rPr>
+        <w:t>NDI_Pipeline.ipynb</w:t>
+      </w:r>
+      <w:proofErr w:type="spellEnd"/>
+      <w:r>
+        <w:rPr>
+          <w:sz w:val="18"/>
+          <w:szCs w:val="18"/>
+        </w:rPr>
+        <w:t xml:space="preserve">, cell C2.4; results_final_v1_frozen_backup/arm2_recovery_summary.csv. Observed days for T and F: 1,976, 1,870 and 1,602 of 2,100 at SNR 0.5, 1.0 and 2.0. The F test correlates each participant's mean F with its log-volatility intercept b (15 participants per SNR level). F scores reduced variability as falsity, so its raw correlation with b is negative (−0.846, −0.911 and −0.771); the table gives the sign-aligned value. Planted </w:t>
+      </w:r>
+      <w:proofErr w:type="gramStart"/>
+      <w:r>
+        <w:rPr>
+          <w:sz w:val="18"/>
+          <w:szCs w:val="18"/>
+        </w:rPr>
+        <w:t>flat-lines</w:t>
+      </w:r>
+      <w:proofErr w:type="gramEnd"/>
+      <w:r>
+        <w:rPr>
+          <w:sz w:val="18"/>
+          <w:szCs w:val="18"/>
+        </w:rPr>
+        <w:t xml:space="preserve"> cover only a small share of days, so the instability test is weak by design.</w:t>
       </w:r>
     </w:p>
     <w:p>
@@ -3780,7 +4157,7 @@
           <w:left w:w="10" w:type="dxa"/>
           <w:right w:w="10" w:type="dxa"/>
         </w:tblCellMar>
-        <w:tblLook w:val="0000" w:firstRow="0" w:lastRow="0" w:firstColumn="0" w:lastColumn="0" w:noHBand="0" w:noVBand="0"/>
+        <w:tblLook w:val="04A0" w:firstRow="1" w:lastRow="0" w:firstColumn="1" w:lastColumn="0" w:noHBand="0" w:noVBand="1"/>
       </w:tblPr>
       <w:tblGrid>
         <w:gridCol w:w="1972"/>
@@ -3790,6 +4167,12 @@
         <w:gridCol w:w="2535"/>
       </w:tblGrid>
       <w:tr>
+        <w:tblPrEx>
+          <w:tblCellMar>
+            <w:top w:w="0" w:type="dxa"/>
+            <w:bottom w:w="0" w:type="dxa"/>
+          </w:tblCellMar>
+        </w:tblPrEx>
         <w:trPr>
           <w:cantSplit/>
           <w:tblHeader/>
@@ -3951,6 +4334,12 @@
         </w:tc>
       </w:tr>
       <w:tr>
+        <w:tblPrEx>
+          <w:tblCellMar>
+            <w:top w:w="0" w:type="dxa"/>
+            <w:bottom w:w="0" w:type="dxa"/>
+          </w:tblCellMar>
+        </w:tblPrEx>
         <w:trPr>
           <w:cantSplit/>
         </w:trPr>
@@ -4101,6 +4490,12 @@
         </w:tc>
       </w:tr>
       <w:tr>
+        <w:tblPrEx>
+          <w:tblCellMar>
+            <w:top w:w="0" w:type="dxa"/>
+            <w:bottom w:w="0" w:type="dxa"/>
+          </w:tblCellMar>
+        </w:tblPrEx>
         <w:trPr>
           <w:cantSplit/>
         </w:trPr>
@@ -4251,6 +4646,12 @@
         </w:tc>
       </w:tr>
       <w:tr>
+        <w:tblPrEx>
+          <w:tblCellMar>
+            <w:top w:w="0" w:type="dxa"/>
+            <w:bottom w:w="0" w:type="dxa"/>
+          </w:tblCellMar>
+        </w:tblPrEx>
         <w:trPr>
           <w:cantSplit/>
         </w:trPr>
@@ -4410,7 +4811,23 @@
           <w:sz w:val="18"/>
           <w:szCs w:val="18"/>
         </w:rPr>
-        <w:t>Source: NDI_Pipeline.ipynb, cell C2.5; results_final_v1_frozen_backup/arm2_independence_eff_rank.csv and arm2_independence_pairs.csv. On the observed days of the simulated series I is nearly constant, so normalised MI is not reported for the pairs that involve I.</w:t>
+        <w:t xml:space="preserve">Source: </w:t>
+      </w:r>
+      <w:proofErr w:type="spellStart"/>
+      <w:r>
+        <w:rPr>
+          <w:sz w:val="18"/>
+          <w:szCs w:val="18"/>
+        </w:rPr>
+        <w:t>NDI_Pipeline.ipynb</w:t>
+      </w:r>
+      <w:proofErr w:type="spellEnd"/>
+      <w:r>
+        <w:rPr>
+          <w:sz w:val="18"/>
+          <w:szCs w:val="18"/>
+        </w:rPr>
+        <w:t>, cell C2.5; results_final_v1_frozen_backup/arm2_independence_eff_rank.csv and arm2_independence_pairs.csv. On the observed days of the simulated series I is nearly constant, so normalised MI is not reported for the pairs that involve I.</w:t>
       </w:r>
     </w:p>
     <w:p>
@@ -4442,31 +4859,37 @@
           <w:szCs w:val="20"/>
         </w:rPr>
         <w:tab/>
-        <w:t xml:space="preserve">Patel H, Kandasamy I. NDI_Depression_Risk_Index: analysis code, configuration files, and results archive, release v1.5-final. GitHub. 2026. URL: </w:t>
-      </w:r>
-      <w:hyperlink r:id="rId6" w:history="1">
-        <w:r>
-          <w:rPr>
-            <w:rStyle w:val="Hyperlink"/>
-            <w:sz w:val="20"/>
-            <w:szCs w:val="20"/>
-          </w:rPr>
-          <w:t>https://github.com/hpatel09112004/NDI_Depression_Risk_Index</w:t>
-        </w:r>
-      </w:hyperlink>
+        <w:t xml:space="preserve">Patel H, Kandasamy I. </w:t>
+      </w:r>
+      <w:proofErr w:type="spellStart"/>
       <w:r>
         <w:rPr>
           <w:sz w:val="20"/>
           <w:szCs w:val="20"/>
         </w:rPr>
-        <w:t xml:space="preserve"> </w:t>
-      </w:r>
+        <w:t>NDI_Depression_Risk_Index</w:t>
+      </w:r>
+      <w:proofErr w:type="spellEnd"/>
       <w:r>
         <w:rPr>
           <w:sz w:val="20"/>
           <w:szCs w:val="20"/>
         </w:rPr>
-        <w:t>[accessed 2026-10-18]</w:t>
+        <w:t>: analysis code, configuration files, and results archive, release v1.5-final. GitHub. 2026. URL: https://github.com/hpatel09112004/NDI_Depression_Risk_Index [accessed 2026-10-1</w:t>
+      </w:r>
+      <w:r>
+        <w:rPr>
+          <w:sz w:val="20"/>
+          <w:szCs w:val="20"/>
+        </w:rPr>
+        <w:t>9</w:t>
+      </w:r>
+      <w:r>
+        <w:rPr>
+          <w:sz w:val="20"/>
+          <w:szCs w:val="20"/>
+        </w:rPr>
+        <w:t>]</w:t>
       </w:r>
     </w:p>
     <w:p>
@@ -4490,7 +4913,55 @@
           <w:szCs w:val="20"/>
         </w:rPr>
         <w:tab/>
-        <w:t>Garcia-Ceja E, Riegler M, Jakobsen P, Tørresen J, Nordgreen T, Oedegaard KJ, et al. Depresjon: a motor activity database of depression episodes in unipolar and bipolar patients. In: Proceedings of the 9th ACM Multimedia Systems Conference (MMSys'18). 2018 Presented at: MMSys'18; June 12-15, 2018; Amsterdam, The Netherlands p. 472-477. doi:10.1145/3204949.3208125</w:t>
+        <w:t xml:space="preserve">Garcia-Ceja E, Riegler M, Jakobsen P, Tørresen J, </w:t>
+      </w:r>
+      <w:proofErr w:type="spellStart"/>
+      <w:r>
+        <w:rPr>
+          <w:sz w:val="20"/>
+          <w:szCs w:val="20"/>
+        </w:rPr>
+        <w:t>Nordgreen</w:t>
+      </w:r>
+      <w:proofErr w:type="spellEnd"/>
+      <w:r>
+        <w:rPr>
+          <w:sz w:val="20"/>
+          <w:szCs w:val="20"/>
+        </w:rPr>
+        <w:t xml:space="preserve"> T, </w:t>
+      </w:r>
+      <w:proofErr w:type="spellStart"/>
+      <w:r>
+        <w:rPr>
+          <w:sz w:val="20"/>
+          <w:szCs w:val="20"/>
+        </w:rPr>
+        <w:t>Oedegaard</w:t>
+      </w:r>
+      <w:proofErr w:type="spellEnd"/>
+      <w:r>
+        <w:rPr>
+          <w:sz w:val="20"/>
+          <w:szCs w:val="20"/>
+        </w:rPr>
+        <w:t xml:space="preserve"> KJ, et al. </w:t>
+      </w:r>
+      <w:proofErr w:type="spellStart"/>
+      <w:r>
+        <w:rPr>
+          <w:sz w:val="20"/>
+          <w:szCs w:val="20"/>
+        </w:rPr>
+        <w:t>Depresjon</w:t>
+      </w:r>
+      <w:proofErr w:type="spellEnd"/>
+      <w:r>
+        <w:rPr>
+          <w:sz w:val="20"/>
+          <w:szCs w:val="20"/>
+        </w:rPr>
+        <w:t>: a motor activity database of depression episodes in unipolar and bipolar patients. In: Proceedings of the 9th ACM Multimedia Systems Conference (MMSys'18). 2018 Presented at: MMSys'18; June 12-15, 2018; Amsterdam, The Netherlands p. 472-477. doi:10.1145/3204949.3208125</w:t>
       </w:r>
     </w:p>
     <w:p>
@@ -4515,7 +4986,54 @@
           <w:szCs w:val="20"/>
         </w:rPr>
         <w:tab/>
-        <w:t>Thambawita V, Hicks S, Borgli H, Stensland HK, Jha D, Svensen MK, et al. PMData: a sports logging dataset. In: Proceedings of the 11th ACM Multimedia Systems Conference (MMSys'20). 2020 Presented at: MMSys'20; June 8-11, 2020; Istanbul, Turkey p. 231-236. doi:10.1145/3339825.3394926</w:t>
+      </w:r>
+      <w:proofErr w:type="spellStart"/>
+      <w:r>
+        <w:rPr>
+          <w:sz w:val="20"/>
+          <w:szCs w:val="20"/>
+        </w:rPr>
+        <w:t>Thambawita</w:t>
+      </w:r>
+      <w:proofErr w:type="spellEnd"/>
+      <w:r>
+        <w:rPr>
+          <w:sz w:val="20"/>
+          <w:szCs w:val="20"/>
+        </w:rPr>
+        <w:t xml:space="preserve"> V, Hicks S, </w:t>
+      </w:r>
+      <w:proofErr w:type="spellStart"/>
+      <w:r>
+        <w:rPr>
+          <w:sz w:val="20"/>
+          <w:szCs w:val="20"/>
+        </w:rPr>
+        <w:t>Borgli</w:t>
+      </w:r>
+      <w:proofErr w:type="spellEnd"/>
+      <w:r>
+        <w:rPr>
+          <w:sz w:val="20"/>
+          <w:szCs w:val="20"/>
+        </w:rPr>
+        <w:t xml:space="preserve"> H, Stensland HK, Jha D, Svensen MK, et al. </w:t>
+      </w:r>
+      <w:proofErr w:type="spellStart"/>
+      <w:r>
+        <w:rPr>
+          <w:sz w:val="20"/>
+          <w:szCs w:val="20"/>
+        </w:rPr>
+        <w:t>PMData</w:t>
+      </w:r>
+      <w:proofErr w:type="spellEnd"/>
+      <w:r>
+        <w:rPr>
+          <w:sz w:val="20"/>
+          <w:szCs w:val="20"/>
+        </w:rPr>
+        <w:t>: a sports logging dataset. In: Proceedings of the 11th ACM Multimedia Systems Conference (MMSys'20). 2020 Presented at: MMSys'20; June 8-11, 2020; Istanbul, Turkey p. 231-236. doi:10.1145/3339825.3394926</w:t>
       </w:r>
     </w:p>
     <w:sectPr>
@@ -4531,10 +5049,10 @@
 <file path=word/numbering.xml><?xml version="1.0" encoding="utf-8"?>
 <w:numbering xmlns:wpc="http://schemas.microsoft.com/office/word/2010/wordprocessingCanvas" xmlns:cx="http://schemas.microsoft.com/office/drawing/2014/chartex" xmlns:cx1="http://schemas.microsoft.com/office/drawing/2015/9/8/chartex" xmlns:cx2="http://schemas.microsoft.com/office/drawing/2015/10/21/chartex" xmlns:cx3="http://schemas.microsoft.com/office/drawing/2016/5/9/chartex" xmlns:cx4="http://schemas.microsoft.com/office/drawing/2016/5/10/chartex" xmlns:cx5="http://schemas.microsoft.com/office/drawing/2016/5/11/chartex" xmlns:cx6="http://schemas.microsoft.com/office/drawing/2016/5/12/chartex" xmlns:cx7="http://schemas.microsoft.com/office/drawing/2016/5/13/chartex" xmlns:cx8="http://schemas.microsoft.com/office/drawing/2016/5/14/chartex" xmlns:mc="http://schemas.openxmlformats.org/markup-compatibility/2006" xmlns:aink="http://schemas.microsoft.com/office/drawing/2016/ink" xmlns:am3d="http://schemas.microsoft.com/office/drawing/2017/model3d" xmlns:o="urn:schemas-microsoft-com:office:office" xmlns:oel="http://schemas.microsoft.com/office/2019/extlst" xmlns:r="http://schemas.openxmlformats.org/officeDocument/2006/relationships" xmlns:m="http://schemas.openxmlformats.org/officeDocument/2006/math" xmlns:v="urn:schemas-microsoft-com:vml" xmlns:wp14="http://schemas.microsoft.com/office/word/2010/wordprocessingDrawing" xmlns:wp="http://schemas.openxmlformats.org/drawingml/2006/wordprocessingDrawing" xmlns:w10="urn:schemas-microsoft-com:office:word" xmlns:w="http://schemas.openxmlformats.org/wordprocessingml/2006/main" xmlns:w14="http://schemas.microsoft.com/office/word/2010/wordml" xmlns:w15="http://schemas.microsoft.com/office/word/2012/wordml" xmlns:w16cex="http://schemas.microsoft.com/office/word/2018/wordml/cex" xmlns:w16cid="http://schemas.microsoft.com/office/word/2016/wordml/cid" xmlns:w16="http://schemas.microsoft.com/office/word/2018/wordml" xmlns:w16du="http://schemas.microsoft.com/office/word/2023/wordml/word16du" xmlns:w16sdtdh="http://schemas.microsoft.com/office/word/2020/wordml/sdtdatahash" xmlns:w16sdtfl="http://schemas.microsoft.com/office/word/2024/wordml/sdtformatlock" xmlns:w16se="http://schemas.microsoft.com/office/word/2015/wordml/symex" xmlns:wpg="http://schemas.microsoft.com/office/word/2010/wordprocessingGroup" xmlns:wpi="http://schemas.microsoft.com/office/word/2010/wordprocessingInk" xmlns:wne="http://schemas.microsoft.com/office/word/2006/wordml" xmlns:wps="http://schemas.microsoft.com/office/word/2010/wordprocessingShape" mc:Ignorable="w14 w15 w16se w16cid w16 w16cex w16sdtdh w16sdtfl w16du wp14">
   <w:abstractNum w:abstractNumId="0" w15:restartNumberingAfterBreak="0">
-    <w:nsid w:val="6ABC706E"/>
+    <w:nsid w:val="5A762065"/>
     <w:multiLevelType w:val="hybridMultilevel"/>
-    <w:tmpl w:val="0820F5D6"/>
-    <w:lvl w:ilvl="0" w:tplc="CFD8505E">
+    <w:tmpl w:val="F7AC2718"/>
+    <w:lvl w:ilvl="0" w:tplc="3B6891B6">
       <w:start w:val="1"/>
       <w:numFmt w:val="bullet"/>
       <w:lvlText w:val="●"/>
@@ -4543,7 +5061,7 @@
         <w:ind w:left="720" w:hanging="360"/>
       </w:pPr>
     </w:lvl>
-    <w:lvl w:ilvl="1" w:tplc="7FB236AC">
+    <w:lvl w:ilvl="1" w:tplc="707A7538">
       <w:start w:val="1"/>
       <w:numFmt w:val="bullet"/>
       <w:lvlText w:val="○"/>
@@ -4552,7 +5070,7 @@
         <w:ind w:left="1440" w:hanging="360"/>
       </w:pPr>
     </w:lvl>
-    <w:lvl w:ilvl="2" w:tplc="B15CA26E">
+    <w:lvl w:ilvl="2" w:tplc="659EFC0A">
       <w:start w:val="1"/>
       <w:numFmt w:val="bullet"/>
       <w:lvlText w:val="■"/>
@@ -4561,7 +5079,7 @@
         <w:ind w:left="2160" w:hanging="360"/>
       </w:pPr>
     </w:lvl>
-    <w:lvl w:ilvl="3" w:tplc="C7D030F0">
+    <w:lvl w:ilvl="3" w:tplc="9C9215E0">
       <w:start w:val="1"/>
       <w:numFmt w:val="bullet"/>
       <w:lvlText w:val="●"/>
@@ -4570,7 +5088,7 @@
         <w:ind w:left="2880" w:hanging="360"/>
       </w:pPr>
     </w:lvl>
-    <w:lvl w:ilvl="4" w:tplc="B824E108">
+    <w:lvl w:ilvl="4" w:tplc="AA040C26">
       <w:start w:val="1"/>
       <w:numFmt w:val="bullet"/>
       <w:lvlText w:val="○"/>
@@ -4579,7 +5097,7 @@
         <w:ind w:left="3600" w:hanging="360"/>
       </w:pPr>
     </w:lvl>
-    <w:lvl w:ilvl="5" w:tplc="ADD8D422">
+    <w:lvl w:ilvl="5" w:tplc="8584B430">
       <w:start w:val="1"/>
       <w:numFmt w:val="bullet"/>
       <w:lvlText w:val="■"/>
@@ -4588,7 +5106,7 @@
         <w:ind w:left="4320" w:hanging="360"/>
       </w:pPr>
     </w:lvl>
-    <w:lvl w:ilvl="6" w:tplc="A30CA76A">
+    <w:lvl w:ilvl="6" w:tplc="42C29C74">
       <w:start w:val="1"/>
       <w:numFmt w:val="bullet"/>
       <w:lvlText w:val="●"/>
@@ -4597,7 +5115,7 @@
         <w:ind w:left="5040" w:hanging="360"/>
       </w:pPr>
     </w:lvl>
-    <w:lvl w:ilvl="7" w:tplc="08669994">
+    <w:lvl w:ilvl="7" w:tplc="7FE2A436">
       <w:start w:val="1"/>
       <w:numFmt w:val="bullet"/>
       <w:lvlText w:val="●"/>
@@ -4606,7 +5124,7 @@
         <w:ind w:left="5760" w:hanging="360"/>
       </w:pPr>
     </w:lvl>
-    <w:lvl w:ilvl="8" w:tplc="42E22AE6">
+    <w:lvl w:ilvl="8" w:tplc="57A842F4">
       <w:start w:val="1"/>
       <w:numFmt w:val="bullet"/>
       <w:lvlText w:val="●"/>
@@ -4616,7 +5134,7 @@
       </w:pPr>
     </w:lvl>
   </w:abstractNum>
-  <w:num w:numId="1" w16cid:durableId="1769153307">
+  <w:num w:numId="1" w16cid:durableId="2057773505">
     <w:abstractNumId w:val="0"/>
     <w:lvlOverride w:ilvl="0">
       <w:startOverride w:val="1"/>
@@ -5115,6 +5633,7 @@
   <w:style w:type="character" w:default="1" w:styleId="DefaultParagraphFont">
     <w:name w:val="Default Paragraph Font"/>
     <w:uiPriority w:val="1"/>
+    <w:semiHidden/>
     <w:unhideWhenUsed/>
   </w:style>
   <w:style w:type="table" w:default="1" w:styleId="TableNormal">
@@ -5228,18 +5747,6 @@
     <w:rPr>
       <w:sz w:val="20"/>
       <w:szCs w:val="20"/>
-    </w:rPr>
-  </w:style>
-  <w:style w:type="character" w:styleId="UnresolvedMention">
-    <w:name w:val="Unresolved Mention"/>
-    <w:basedOn w:val="DefaultParagraphFont"/>
-    <w:uiPriority w:val="99"/>
-    <w:semiHidden/>
-    <w:unhideWhenUsed/>
-    <w:rsid w:val="00FA2AAA"/>
-    <w:rPr>
-      <w:color w:val="605E5C"/>
-      <w:shd w:val="clear" w:color="auto" w:fill="E1DFDD"/>
     </w:rPr>
   </w:style>
 </w:styles>
